--- a/DOC/260912「伝道シリーズ」_伝道の働き復習と深堀.docx
+++ b/DOC/260912「伝道シリーズ」_伝道の働き復習と深堀.docx
@@ -759,7 +759,29 @@
         <w:rPr>
           <w:rFonts w:hint="eastAsia"/>
         </w:rPr>
-        <w:t>イエス様の憐れみと恵によって救われました。</w:t>
+        <w:t>イエス様の</w:t>
+      </w:r>
+      <w:ins w:id="1" w:author="user" w:date="2026-09-12T16:04:00Z" w16du:dateUtc="2026-09-12T07:04:00Z">
+        <w:r>
+          <w:rPr>
+            <w:rFonts w:hint="eastAsia"/>
+          </w:rPr>
+          <w:t>あわれ</w:t>
+        </w:r>
+      </w:ins>
+      <w:del w:id="2" w:author="user" w:date="2026-09-12T16:04:00Z" w16du:dateUtc="2026-09-12T07:04:00Z">
+        <w:r>
+          <w:rPr>
+            <w:rFonts w:hint="eastAsia"/>
+          </w:rPr>
+          <w:delText>憐れ</w:delText>
+        </w:r>
+      </w:del>
+      <w:r>
+        <w:rPr>
+          <w:rFonts w:hint="eastAsia"/>
+        </w:rPr>
+        <w:t>みと恵によって救われました。</w:t>
       </w:r>
       <w:r>
         <w:rPr>
@@ -946,7 +968,7 @@
     <w:p>
       <w:pPr>
         <w:pStyle w:val="a7"/>
-        <w:pPrChange w:id="1" w:author="user" w:date="2026-09-12T12:30:00Z" w16du:dateUtc="2026-09-12T03:30:00Z">
+        <w:pPrChange w:id="3" w:author="user" w:date="2026-09-12T12:30:00Z" w16du:dateUtc="2026-09-12T03:30:00Z">
           <w:pPr>
             <w:pStyle w:val="22"/>
           </w:pPr>
@@ -1047,7 +1069,95 @@
         <w:t>弟子たちはイエス様と共に分け与えるプロセスを通して、主の御心や情熱をより深く知ることができたのではないでしょうか。</w:t>
       </w:r>
     </w:p>
-    <w:p/>
+    <w:p>
+      <w:pPr>
+        <w:rPr>
+          <w:ins w:id="4" w:author="user" w:date="2026-09-12T15:04:00Z" w16du:dateUtc="2026-09-12T06:04:00Z"/>
+        </w:rPr>
+      </w:pPr>
+    </w:p>
+    <w:p>
+      <w:ins w:id="5" w:author="user" w:date="2026-09-12T15:04:00Z" w16du:dateUtc="2026-09-12T06:04:00Z">
+        <w:r>
+          <w:rPr>
+            <w:rFonts w:hint="eastAsia"/>
+          </w:rPr>
+          <w:t>私たちも自分の乏しさを</w:t>
+        </w:r>
+      </w:ins>
+      <w:ins w:id="6" w:author="user" w:date="2026-09-12T15:56:00Z" w16du:dateUtc="2026-09-12T06:56:00Z">
+        <w:r>
+          <w:rPr>
+            <w:rFonts w:hint="eastAsia"/>
+          </w:rPr>
+          <w:t>そのまま主に</w:t>
+        </w:r>
+      </w:ins>
+      <w:ins w:id="7" w:author="user" w:date="2026-09-12T15:04:00Z" w16du:dateUtc="2026-09-12T06:04:00Z">
+        <w:r>
+          <w:rPr>
+            <w:rFonts w:hint="eastAsia"/>
+          </w:rPr>
+          <w:t>差し出し、主と共に</w:t>
+        </w:r>
+      </w:ins>
+      <w:ins w:id="8" w:author="user" w:date="2026-09-12T15:59:00Z" w16du:dateUtc="2026-09-12T06:59:00Z">
+        <w:r>
+          <w:rPr>
+            <w:rFonts w:hint="eastAsia"/>
+          </w:rPr>
+          <w:t>恵み</w:t>
+        </w:r>
+      </w:ins>
+      <w:ins w:id="9" w:author="user" w:date="2026-09-12T15:04:00Z" w16du:dateUtc="2026-09-12T06:04:00Z">
+        <w:r>
+          <w:rPr>
+            <w:rFonts w:hint="eastAsia"/>
+          </w:rPr>
+          <w:t>を分け与える</w:t>
+        </w:r>
+      </w:ins>
+      <w:ins w:id="10" w:author="user" w:date="2026-09-12T15:57:00Z" w16du:dateUtc="2026-09-12T06:57:00Z">
+        <w:r>
+          <w:rPr>
+            <w:rFonts w:hint="eastAsia"/>
+          </w:rPr>
+          <w:t>伝道の</w:t>
+        </w:r>
+      </w:ins>
+      <w:ins w:id="11" w:author="user" w:date="2026-09-12T15:04:00Z" w16du:dateUtc="2026-09-12T06:04:00Z">
+        <w:r>
+          <w:rPr>
+            <w:rFonts w:hint="eastAsia"/>
+          </w:rPr>
+          <w:t>一歩を踏み出し</w:t>
+        </w:r>
+      </w:ins>
+      <w:ins w:id="12" w:author="user" w:date="2026-09-12T15:57:00Z" w16du:dateUtc="2026-09-12T06:57:00Z">
+        <w:r>
+          <w:rPr>
+            <w:rFonts w:hint="eastAsia"/>
+          </w:rPr>
+          <w:t>ていき</w:t>
+        </w:r>
+      </w:ins>
+      <w:ins w:id="13" w:author="user" w:date="2026-09-12T15:04:00Z" w16du:dateUtc="2026-09-12T06:04:00Z">
+        <w:r>
+          <w:rPr>
+            <w:rFonts w:hint="eastAsia"/>
+          </w:rPr>
+          <w:t>ましょう</w:t>
+        </w:r>
+      </w:ins>
+      <w:ins w:id="14" w:author="user" w:date="2026-09-12T15:42:00Z" w16du:dateUtc="2026-09-12T06:42:00Z">
+        <w:r>
+          <w:rPr>
+            <w:rFonts w:hint="eastAsia"/>
+          </w:rPr>
+          <w:t>。</w:t>
+        </w:r>
+      </w:ins>
+    </w:p>
     <w:p>
       <w:pPr>
         <w:pStyle w:val="af0"/>
